--- a/exercises/Bài tập 054 - Câu tường thuật câu kể.docx
+++ b/exercises/Bài tập 054 - Câu tường thuật câu kể.docx
@@ -9,6 +9,7 @@
         <w:rPr>
           <w:rFonts w:ascii="Arial" w:hAnsi="Arial" w:cs="Arial"/>
           <w:b/>
+          <w:color w:val="000000"/>
           <w:sz w:val="32"/>
         </w:rPr>
       </w:pPr>
@@ -16,6 +17,7 @@
         <w:rPr>
           <w:rFonts w:ascii="Arial" w:hAnsi="Arial" w:cs="Arial"/>
           <w:b/>
+          <w:color w:val="000000"/>
           <w:sz w:val="32"/>
         </w:rPr>
         <w:t>BÀI TẬP NGÀY 54</w:t>
@@ -28,6 +30,7 @@
         <w:rPr>
           <w:rFonts w:ascii="Arial" w:hAnsi="Arial" w:cs="Arial"/>
           <w:b/>
+          <w:color w:val="000000"/>
           <w:sz w:val="36"/>
         </w:rPr>
       </w:pPr>
@@ -35,631 +38,1693 @@
         <w:rPr>
           <w:rFonts w:ascii="Arial" w:hAnsi="Arial" w:cs="Arial"/>
           <w:b/>
+          <w:color w:val="000000"/>
           <w:sz w:val="36"/>
         </w:rPr>
         <w:t>CÂU TƯỜNG THUẬT – CÂU KỂ</w:t>
       </w:r>
     </w:p>
     <w:p>
-      <w:r>
+      <w:pPr>
+        <w:rPr>
+          <w:color w:val="000000"/>
+        </w:rPr>
+      </w:pPr>
+      <w:r>
+        <w:rPr>
+          <w:color w:val="000000"/>
+        </w:rPr>
         <w:t>Họ và tên: __________________________                         Điểm: ________/100</w:t>
       </w:r>
     </w:p>
     <w:p>
       <w:pPr>
         <w:pStyle w:val="Heading1"/>
+        <w:spacing w:before="60"/>
       </w:pPr>
       <w:r>
         <w:t>PHẦN 1. CHỌN ĐÁP ÁN ĐÚNG (10 điểm)</w:t>
       </w:r>
     </w:p>
     <w:p>
-      <w:r>
+      <w:pPr>
+        <w:keepNext/>
+        <w:spacing w:before="120" w:after="60"/>
+        <w:rPr>
+          <w:color w:val="000000"/>
+        </w:rPr>
+      </w:pPr>
+      <w:r>
+        <w:rPr>
+          <w:color w:val="000000"/>
+        </w:rPr>
         <w:t>1. Lan said ______ she was tired.   A. me   B. that   C. to me that</w:t>
       </w:r>
     </w:p>
     <w:p>
-      <w:r>
+      <w:pPr>
+        <w:keepNext/>
+        <w:spacing w:before="120" w:after="60"/>
+        <w:rPr>
+          <w:color w:val="000000"/>
+        </w:rPr>
+      </w:pPr>
+      <w:r>
+        <w:rPr>
+          <w:color w:val="000000"/>
+        </w:rPr>
         <w:t>2. Lan ______ me that she was tired.   A. said   B. told   C. spoke</w:t>
       </w:r>
     </w:p>
     <w:p>
-      <w:r>
+      <w:pPr>
+        <w:keepNext/>
+        <w:spacing w:before="120" w:after="60"/>
+        <w:rPr>
+          <w:color w:val="000000"/>
+        </w:rPr>
+      </w:pPr>
+      <w:r>
+        <w:rPr>
+          <w:color w:val="000000"/>
+        </w:rPr>
         <w:t>3. “I work here.” → He said he ______ there.   A. works   B. worked   C. had work</w:t>
       </w:r>
     </w:p>
     <w:p>
-      <w:r>
+      <w:pPr>
+        <w:keepNext/>
+        <w:spacing w:before="120" w:after="60"/>
+        <w:rPr>
+          <w:color w:val="000000"/>
+        </w:rPr>
+      </w:pPr>
+      <w:r>
+        <w:rPr>
+          <w:color w:val="000000"/>
+        </w:rPr>
         <w:t>4. “I am studying.” → She said she ______.   A. was studying   B. studied now   C. is studying</w:t>
       </w:r>
     </w:p>
     <w:p>
-      <w:r>
+      <w:pPr>
+        <w:keepNext/>
+        <w:spacing w:before="120" w:after="60"/>
+        <w:rPr>
+          <w:color w:val="000000"/>
+        </w:rPr>
+      </w:pPr>
+      <w:r>
+        <w:rPr>
+          <w:color w:val="000000"/>
+        </w:rPr>
         <w:t>5. “I have finished.” → Nam said he ______.   A. finished   B. had finished   C. has finish</w:t>
       </w:r>
     </w:p>
     <w:p>
-      <w:r>
+      <w:pPr>
+        <w:keepNext/>
+        <w:spacing w:before="120" w:after="60"/>
+        <w:rPr>
+          <w:color w:val="000000"/>
+        </w:rPr>
+      </w:pPr>
+      <w:r>
+        <w:rPr>
+          <w:color w:val="000000"/>
+        </w:rPr>
         <w:t>6. “I will call.” → She said she ______ call.   A. will   B. would   C. can</w:t>
       </w:r>
     </w:p>
     <w:p>
-      <w:r>
+      <w:pPr>
+        <w:keepNext/>
+        <w:spacing w:before="120" w:after="60"/>
+        <w:rPr>
+          <w:color w:val="000000"/>
+        </w:rPr>
+      </w:pPr>
+      <w:r>
+        <w:rPr>
+          <w:color w:val="000000"/>
+        </w:rPr>
         <w:t>7. “I can swim.” → He said he ______ swim.   A. could   B. can   C. would</w:t>
       </w:r>
     </w:p>
     <w:p>
-      <w:r>
+      <w:pPr>
+        <w:keepNext/>
+        <w:spacing w:before="120" w:after="60"/>
+        <w:rPr>
+          <w:color w:val="000000"/>
+        </w:rPr>
+      </w:pPr>
+      <w:r>
+        <w:rPr>
+          <w:color w:val="000000"/>
+        </w:rPr>
         <w:t>8. tomorrow usually changes to ______.   A. yesterday   B. the next day   C. that day</w:t>
       </w:r>
     </w:p>
     <w:p>
-      <w:r>
+      <w:pPr>
+        <w:keepNext/>
+        <w:spacing w:before="120" w:after="60"/>
+        <w:rPr>
+          <w:color w:val="000000"/>
+        </w:rPr>
+      </w:pPr>
+      <w:r>
+        <w:rPr>
+          <w:color w:val="000000"/>
+        </w:rPr>
         <w:t>9. here usually changes to ______.   A. there   B. then   C. that</w:t>
       </w:r>
     </w:p>
     <w:p>
-      <w:r>
+      <w:pPr>
+        <w:keepNext/>
+        <w:spacing w:before="120" w:after="60"/>
+        <w:rPr>
+          <w:color w:val="000000"/>
+        </w:rPr>
+      </w:pPr>
+      <w:r>
+        <w:rPr>
+          <w:color w:val="000000"/>
+        </w:rPr>
         <w:t>10. The teacher said the Earth ______ around the Sun.   A. went   B. goes   C. had gone</w:t>
       </w:r>
     </w:p>
     <w:p>
       <w:pPr>
         <w:pStyle w:val="Heading1"/>
+        <w:spacing w:before="240"/>
       </w:pPr>
       <w:r>
         <w:t>PHẦN 2. CHỌN SAY/SAID HOẶC TELL/TOLD (10 điểm)</w:t>
       </w:r>
     </w:p>
     <w:p>
-      <w:r>
+      <w:pPr>
+        <w:keepNext/>
+        <w:spacing w:before="120" w:after="60"/>
+        <w:rPr>
+          <w:color w:val="000000"/>
+        </w:rPr>
+      </w:pPr>
+      <w:r>
+        <w:rPr>
+          <w:color w:val="000000"/>
+        </w:rPr>
         <w:t>1. Lan ______ that she was busy.</w:t>
       </w:r>
     </w:p>
     <w:p>
-      <w:r>
+      <w:pPr>
+        <w:keepNext/>
+        <w:spacing w:before="120" w:after="60"/>
+        <w:rPr>
+          <w:color w:val="000000"/>
+        </w:rPr>
+      </w:pPr>
+      <w:r>
+        <w:rPr>
+          <w:color w:val="000000"/>
+        </w:rPr>
         <w:t>2. Lan ______ me that she was busy.</w:t>
       </w:r>
     </w:p>
     <w:p>
-      <w:r>
+      <w:pPr>
+        <w:keepNext/>
+        <w:spacing w:before="120" w:after="60"/>
+        <w:rPr>
+          <w:color w:val="000000"/>
+        </w:rPr>
+      </w:pPr>
+      <w:r>
+        <w:rPr>
+          <w:color w:val="000000"/>
+        </w:rPr>
         <w:t>3. Nam ______, “I need help.”</w:t>
       </w:r>
     </w:p>
     <w:p>
-      <w:r>
+      <w:pPr>
+        <w:keepNext/>
+        <w:spacing w:before="120" w:after="60"/>
+        <w:rPr>
+          <w:color w:val="000000"/>
+        </w:rPr>
+      </w:pPr>
+      <w:r>
+        <w:rPr>
+          <w:color w:val="000000"/>
+        </w:rPr>
         <w:t>4. Nam ______ us that he needed help.</w:t>
       </w:r>
     </w:p>
     <w:p>
-      <w:r>
+      <w:pPr>
+        <w:keepNext/>
+        <w:spacing w:before="120" w:after="60"/>
+        <w:rPr>
+          <w:color w:val="000000"/>
+        </w:rPr>
+      </w:pPr>
+      <w:r>
+        <w:rPr>
+          <w:color w:val="000000"/>
+        </w:rPr>
         <w:t>5. They ______ they had finished.</w:t>
       </w:r>
     </w:p>
     <w:p>
-      <w:r>
+      <w:pPr>
+        <w:keepNext/>
+        <w:spacing w:before="120" w:after="60"/>
+        <w:rPr>
+          <w:color w:val="000000"/>
+        </w:rPr>
+      </w:pPr>
+      <w:r>
+        <w:rPr>
+          <w:color w:val="000000"/>
+        </w:rPr>
         <w:t>6. They ______ their teacher they had finished.</w:t>
       </w:r>
     </w:p>
     <w:p>
-      <w:r>
+      <w:pPr>
+        <w:keepNext/>
+        <w:spacing w:before="120" w:after="60"/>
+        <w:rPr>
+          <w:color w:val="000000"/>
+        </w:rPr>
+      </w:pPr>
+      <w:r>
+        <w:rPr>
+          <w:color w:val="000000"/>
+        </w:rPr>
         <w:t>7. Mai ______ to me, “I will call you.”</w:t>
       </w:r>
     </w:p>
     <w:p>
-      <w:r>
+      <w:pPr>
+        <w:keepNext/>
+        <w:spacing w:before="120" w:after="60"/>
+        <w:rPr>
+          <w:color w:val="000000"/>
+        </w:rPr>
+      </w:pPr>
+      <w:r>
+        <w:rPr>
+          <w:color w:val="000000"/>
+        </w:rPr>
         <w:t>8. Mai ______ me she would call.</w:t>
       </w:r>
     </w:p>
     <w:p>
-      <w:r>
+      <w:pPr>
+        <w:keepNext/>
+        <w:spacing w:before="120" w:after="60"/>
+        <w:rPr>
+          <w:color w:val="000000"/>
+        </w:rPr>
+      </w:pPr>
+      <w:r>
+        <w:rPr>
+          <w:color w:val="000000"/>
+        </w:rPr>
         <w:t>9. He ______ that the shop was closed.</w:t>
       </w:r>
     </w:p>
     <w:p>
-      <w:r>
+      <w:pPr>
+        <w:keepNext/>
+        <w:spacing w:before="120" w:after="60"/>
+        <w:rPr>
+          <w:color w:val="000000"/>
+        </w:rPr>
+      </w:pPr>
+      <w:r>
+        <w:rPr>
+          <w:color w:val="000000"/>
+        </w:rPr>
         <w:t>10. He ______ Lan that the shop was closed.</w:t>
       </w:r>
     </w:p>
     <w:p>
       <w:pPr>
         <w:pStyle w:val="Heading1"/>
+        <w:spacing w:before="240"/>
       </w:pPr>
       <w:r>
         <w:t>PHẦN 3. LÙI THÌ (10 điểm)</w:t>
       </w:r>
     </w:p>
     <w:p>
-      <w:r>
+      <w:pPr>
+        <w:rPr>
+          <w:color w:val="000000"/>
+        </w:rPr>
+      </w:pPr>
+      <w:r>
+        <w:rPr>
+          <w:color w:val="000000"/>
+        </w:rPr>
         <w:t>Viết dạng tường thuật của động từ/cụm động từ.</w:t>
       </w:r>
     </w:p>
     <w:p>
-      <w:r>
+      <w:pPr>
+        <w:keepNext/>
+        <w:spacing w:before="120" w:after="60"/>
+        <w:rPr>
+          <w:color w:val="000000"/>
+        </w:rPr>
+      </w:pPr>
+      <w:r>
+        <w:rPr>
+          <w:color w:val="000000"/>
+        </w:rPr>
+        <w:lastRenderedPageBreak/>
         <w:t>1. work → ______</w:t>
       </w:r>
     </w:p>
     <w:p>
-      <w:r>
+      <w:pPr>
+        <w:keepNext/>
+        <w:spacing w:before="120" w:after="60"/>
+        <w:rPr>
+          <w:color w:val="000000"/>
+        </w:rPr>
+      </w:pPr>
+      <w:r>
+        <w:rPr>
+          <w:color w:val="000000"/>
+        </w:rPr>
         <w:t>2. am/is working → ______</w:t>
       </w:r>
     </w:p>
     <w:p>
-      <w:r>
+      <w:pPr>
+        <w:keepNext/>
+        <w:spacing w:before="120" w:after="60"/>
+        <w:rPr>
+          <w:color w:val="000000"/>
+        </w:rPr>
+      </w:pPr>
+      <w:r>
+        <w:rPr>
+          <w:color w:val="000000"/>
+        </w:rPr>
         <w:t>3. have/has finished → ______</w:t>
       </w:r>
     </w:p>
     <w:p>
-      <w:r>
+      <w:pPr>
+        <w:keepNext/>
+        <w:spacing w:before="120" w:after="60"/>
+        <w:rPr>
+          <w:color w:val="000000"/>
+        </w:rPr>
+      </w:pPr>
+      <w:r>
+        <w:rPr>
+          <w:color w:val="000000"/>
+        </w:rPr>
         <w:t>4. went → ______</w:t>
       </w:r>
     </w:p>
     <w:p>
-      <w:r>
+      <w:pPr>
+        <w:keepNext/>
+        <w:spacing w:before="120" w:after="60"/>
+        <w:rPr>
+          <w:color w:val="000000"/>
+        </w:rPr>
+      </w:pPr>
+      <w:r>
+        <w:rPr>
+          <w:color w:val="000000"/>
+        </w:rPr>
         <w:t>5. was/were waiting → ______</w:t>
       </w:r>
     </w:p>
     <w:p>
-      <w:r>
+      <w:pPr>
+        <w:keepNext/>
+        <w:spacing w:before="120" w:after="60"/>
+        <w:rPr>
+          <w:color w:val="000000"/>
+        </w:rPr>
+      </w:pPr>
+      <w:r>
+        <w:rPr>
+          <w:color w:val="000000"/>
+        </w:rPr>
         <w:t>6. will come → ______</w:t>
       </w:r>
     </w:p>
     <w:p>
-      <w:r>
+      <w:pPr>
+        <w:keepNext/>
+        <w:spacing w:before="120" w:after="60"/>
+        <w:rPr>
+          <w:color w:val="000000"/>
+        </w:rPr>
+      </w:pPr>
+      <w:r>
+        <w:rPr>
+          <w:color w:val="000000"/>
+        </w:rPr>
         <w:t>7. can swim → ______</w:t>
       </w:r>
     </w:p>
     <w:p>
-      <w:r>
+      <w:pPr>
+        <w:keepNext/>
+        <w:spacing w:before="120" w:after="60"/>
+        <w:rPr>
+          <w:color w:val="000000"/>
+        </w:rPr>
+      </w:pPr>
+      <w:r>
+        <w:rPr>
+          <w:color w:val="000000"/>
+        </w:rPr>
         <w:t>8. may leave → ______</w:t>
       </w:r>
     </w:p>
     <w:p>
-      <w:r>
+      <w:pPr>
+        <w:keepNext/>
+        <w:spacing w:before="120" w:after="60"/>
+        <w:rPr>
+          <w:color w:val="000000"/>
+        </w:rPr>
+      </w:pPr>
+      <w:r>
+        <w:rPr>
+          <w:color w:val="000000"/>
+        </w:rPr>
         <w:t>9. must work → ______</w:t>
       </w:r>
     </w:p>
     <w:p>
-      <w:r>
+      <w:pPr>
+        <w:keepNext/>
+        <w:spacing w:before="120" w:after="60"/>
+        <w:rPr>
+          <w:color w:val="000000"/>
+        </w:rPr>
+      </w:pPr>
+      <w:r>
+        <w:rPr>
+          <w:color w:val="000000"/>
+        </w:rPr>
         <w:t>10. should study → ______</w:t>
       </w:r>
     </w:p>
     <w:p>
       <w:pPr>
         <w:pStyle w:val="Heading1"/>
+        <w:spacing w:before="240"/>
       </w:pPr>
       <w:r>
         <w:t>PHẦN 4. ĐỔI TỪ CHỈ THỜI GIAN/NƠI CHỐN (10 điểm)</w:t>
       </w:r>
     </w:p>
     <w:p>
-      <w:r>
+      <w:pPr>
+        <w:keepNext/>
+        <w:spacing w:before="120" w:after="60"/>
+        <w:rPr>
+          <w:color w:val="000000"/>
+        </w:rPr>
+      </w:pPr>
+      <w:r>
+        <w:rPr>
+          <w:color w:val="000000"/>
+        </w:rPr>
         <w:t>1. now → ______</w:t>
       </w:r>
     </w:p>
     <w:p>
-      <w:r>
+      <w:pPr>
+        <w:keepNext/>
+        <w:spacing w:before="120" w:after="60"/>
+        <w:rPr>
+          <w:color w:val="000000"/>
+        </w:rPr>
+      </w:pPr>
+      <w:r>
+        <w:rPr>
+          <w:color w:val="000000"/>
+        </w:rPr>
         <w:t>2. today → ______</w:t>
       </w:r>
     </w:p>
     <w:p>
-      <w:r>
+      <w:pPr>
+        <w:keepNext/>
+        <w:spacing w:before="120" w:after="60"/>
+        <w:rPr>
+          <w:color w:val="000000"/>
+        </w:rPr>
+      </w:pPr>
+      <w:r>
+        <w:rPr>
+          <w:color w:val="000000"/>
+        </w:rPr>
         <w:t>3. tonight → ______</w:t>
       </w:r>
     </w:p>
     <w:p>
-      <w:r>
+      <w:pPr>
+        <w:keepNext/>
+        <w:spacing w:before="120" w:after="60"/>
+        <w:rPr>
+          <w:color w:val="000000"/>
+        </w:rPr>
+      </w:pPr>
+      <w:r>
+        <w:rPr>
+          <w:color w:val="000000"/>
+        </w:rPr>
         <w:t>4. yesterday → ______</w:t>
       </w:r>
     </w:p>
     <w:p>
-      <w:r>
+      <w:pPr>
+        <w:keepNext/>
+        <w:spacing w:before="120" w:after="60"/>
+        <w:rPr>
+          <w:color w:val="000000"/>
+        </w:rPr>
+      </w:pPr>
+      <w:r>
+        <w:rPr>
+          <w:color w:val="000000"/>
+        </w:rPr>
         <w:t>5. tomorrow → ______</w:t>
       </w:r>
     </w:p>
     <w:p>
-      <w:r>
+      <w:pPr>
+        <w:keepNext/>
+        <w:spacing w:before="120" w:after="60"/>
+        <w:rPr>
+          <w:color w:val="000000"/>
+        </w:rPr>
+      </w:pPr>
+      <w:r>
+        <w:rPr>
+          <w:color w:val="000000"/>
+        </w:rPr>
         <w:t>6. last week → ______</w:t>
       </w:r>
     </w:p>
     <w:p>
-      <w:r>
+      <w:pPr>
+        <w:keepNext/>
+        <w:spacing w:before="120" w:after="60"/>
+        <w:rPr>
+          <w:color w:val="000000"/>
+        </w:rPr>
+      </w:pPr>
+      <w:r>
+        <w:rPr>
+          <w:color w:val="000000"/>
+        </w:rPr>
         <w:t>7. next month → ______</w:t>
       </w:r>
     </w:p>
     <w:p>
-      <w:r>
+      <w:pPr>
+        <w:keepNext/>
+        <w:spacing w:before="120" w:after="60"/>
+        <w:rPr>
+          <w:color w:val="000000"/>
+        </w:rPr>
+      </w:pPr>
+      <w:r>
+        <w:rPr>
+          <w:color w:val="000000"/>
+        </w:rPr>
         <w:t>8. two days ago → ______</w:t>
       </w:r>
     </w:p>
     <w:p>
-      <w:r>
+      <w:pPr>
+        <w:keepNext/>
+        <w:spacing w:before="120" w:after="60"/>
+        <w:rPr>
+          <w:color w:val="000000"/>
+        </w:rPr>
+      </w:pPr>
+      <w:r>
+        <w:rPr>
+          <w:color w:val="000000"/>
+        </w:rPr>
         <w:t>9. here → ______</w:t>
       </w:r>
     </w:p>
     <w:p>
-      <w:r>
+      <w:pPr>
+        <w:keepNext/>
+        <w:spacing w:before="120" w:after="60"/>
+        <w:rPr>
+          <w:color w:val="000000"/>
+        </w:rPr>
+      </w:pPr>
+      <w:r>
+        <w:rPr>
+          <w:color w:val="000000"/>
+        </w:rPr>
         <w:t>10. this / these → ______ / ______</w:t>
       </w:r>
     </w:p>
     <w:p>
       <w:pPr>
         <w:pStyle w:val="Heading1"/>
+        <w:spacing w:before="240"/>
       </w:pPr>
       <w:r>
         <w:t>PHẦN 5. CHUYỂN CÂU HIỆN TẠI SANG TƯỜNG THUẬT (10 điểm)</w:t>
       </w:r>
     </w:p>
     <w:p>
-      <w:r>
+      <w:pPr>
+        <w:keepNext/>
+        <w:spacing w:before="120" w:after="60"/>
+        <w:rPr>
+          <w:color w:val="000000"/>
+        </w:rPr>
+      </w:pPr>
+      <w:r>
+        <w:rPr>
+          <w:color w:val="000000"/>
+        </w:rPr>
         <w:t>1. Lan said, “I am tired.” → ______________________________</w:t>
       </w:r>
     </w:p>
     <w:p>
-      <w:r>
+      <w:pPr>
+        <w:keepNext/>
+        <w:spacing w:before="120" w:after="60"/>
+        <w:rPr>
+          <w:color w:val="000000"/>
+        </w:rPr>
+      </w:pPr>
+      <w:r>
+        <w:rPr>
+          <w:color w:val="000000"/>
+        </w:rPr>
         <w:t>2. Nam said, “I work in Hanoi.” → ______________________________</w:t>
       </w:r>
     </w:p>
     <w:p>
-      <w:r>
+      <w:pPr>
+        <w:keepNext/>
+        <w:spacing w:before="120" w:after="60"/>
+        <w:rPr>
+          <w:color w:val="000000"/>
+        </w:rPr>
+      </w:pPr>
+      <w:r>
+        <w:rPr>
+          <w:color w:val="000000"/>
+        </w:rPr>
         <w:t>3. Mai said, “I am reading a book.” → ______________________________</w:t>
       </w:r>
     </w:p>
     <w:p>
-      <w:r>
+      <w:pPr>
+        <w:keepNext/>
+        <w:spacing w:before="120" w:after="60"/>
+        <w:rPr>
+          <w:color w:val="000000"/>
+        </w:rPr>
+      </w:pPr>
+      <w:r>
+        <w:rPr>
+          <w:color w:val="000000"/>
+        </w:rPr>
         <w:t>4. They said, “We live near the school.” → ______________________________</w:t>
       </w:r>
     </w:p>
     <w:p>
-      <w:r>
+      <w:pPr>
+        <w:keepNext/>
+        <w:spacing w:before="120" w:after="60"/>
+        <w:rPr>
+          <w:color w:val="000000"/>
+        </w:rPr>
+      </w:pPr>
+      <w:r>
+        <w:rPr>
+          <w:color w:val="000000"/>
+        </w:rPr>
         <w:t>5. Hoa said, “I like my new job.” → ______________________________</w:t>
       </w:r>
     </w:p>
     <w:p>
-      <w:r>
+      <w:pPr>
+        <w:keepNext/>
+        <w:spacing w:before="120" w:after="60"/>
+        <w:rPr>
+          <w:color w:val="000000"/>
+        </w:rPr>
+      </w:pPr>
+      <w:r>
+        <w:rPr>
+          <w:color w:val="000000"/>
+        </w:rPr>
         <w:t>6. Tom said, “I don't understand.” → ______________________________</w:t>
       </w:r>
     </w:p>
     <w:p>
-      <w:r>
+      <w:pPr>
+        <w:keepNext/>
+        <w:spacing w:before="120" w:after="60"/>
+        <w:rPr>
+          <w:color w:val="000000"/>
+        </w:rPr>
+      </w:pPr>
+      <w:r>
+        <w:rPr>
+          <w:color w:val="000000"/>
+        </w:rPr>
         <w:t>7. Lan told me, “You look busy.” → ______________________________</w:t>
       </w:r>
     </w:p>
     <w:p>
-      <w:r>
+      <w:pPr>
+        <w:keepNext/>
+        <w:spacing w:before="120" w:after="60"/>
+        <w:rPr>
+          <w:color w:val="000000"/>
+        </w:rPr>
+      </w:pPr>
+      <w:r>
+        <w:rPr>
+          <w:color w:val="000000"/>
+        </w:rPr>
         <w:t>8. Nam said, “My sister is studying.” → ______________________________</w:t>
       </w:r>
     </w:p>
     <w:p>
-      <w:r>
+      <w:pPr>
+        <w:keepNext/>
+        <w:spacing w:before="120" w:after="60"/>
+        <w:rPr>
+          <w:color w:val="000000"/>
+        </w:rPr>
+      </w:pPr>
+      <w:r>
+        <w:rPr>
+          <w:color w:val="000000"/>
+        </w:rPr>
         <w:t>9. Mai said, “We are waiting here.” → ______________________________</w:t>
       </w:r>
     </w:p>
     <w:p>
-      <w:r>
+      <w:pPr>
+        <w:keepNext/>
+        <w:spacing w:before="120" w:after="60"/>
+        <w:rPr>
+          <w:color w:val="000000"/>
+        </w:rPr>
+      </w:pPr>
+      <w:r>
+        <w:rPr>
+          <w:color w:val="000000"/>
+        </w:rPr>
         <w:t>10. The teacher said, “The Earth is round.” → ______________________________</w:t>
       </w:r>
     </w:p>
     <w:p>
       <w:pPr>
         <w:pStyle w:val="Heading1"/>
+        <w:spacing w:before="240"/>
       </w:pPr>
       <w:r>
         <w:t>PHẦN 6. CHUYỂN CÂU QUÁ KHỨ/HOÀN THÀNH SANG TƯỜNG THUẬT (10 điểm)</w:t>
       </w:r>
     </w:p>
     <w:p>
-      <w:r>
+      <w:pPr>
+        <w:keepNext/>
+        <w:spacing w:before="120" w:after="60"/>
+        <w:rPr>
+          <w:color w:val="000000"/>
+        </w:rPr>
+      </w:pPr>
+      <w:r>
+        <w:rPr>
+          <w:color w:val="000000"/>
+        </w:rPr>
         <w:t>1. Lan said, “I finished the report.” → ______________________________</w:t>
       </w:r>
     </w:p>
     <w:p>
-      <w:r>
+      <w:pPr>
+        <w:keepNext/>
+        <w:spacing w:before="120" w:after="60"/>
+        <w:rPr>
+          <w:color w:val="000000"/>
+        </w:rPr>
+      </w:pPr>
+      <w:r>
+        <w:rPr>
+          <w:color w:val="000000"/>
+        </w:rPr>
         <w:t>2. Nam said, “I went to Hue.” → ______________________________</w:t>
       </w:r>
     </w:p>
     <w:p>
-      <w:r>
+      <w:pPr>
+        <w:keepNext/>
+        <w:spacing w:before="120" w:after="60"/>
+        <w:rPr>
+          <w:color w:val="000000"/>
+        </w:rPr>
+      </w:pPr>
+      <w:r>
+        <w:rPr>
+          <w:color w:val="000000"/>
+        </w:rPr>
         <w:t>3. Mai said, “I have seen this film.” → ______________________________</w:t>
       </w:r>
     </w:p>
     <w:p>
-      <w:r>
+      <w:pPr>
+        <w:keepNext/>
+        <w:spacing w:before="120" w:after="60"/>
+        <w:rPr>
+          <w:color w:val="000000"/>
+        </w:rPr>
+      </w:pPr>
+      <w:r>
+        <w:rPr>
+          <w:color w:val="000000"/>
+        </w:rPr>
         <w:t>4. They said, “We have completed the work.” → ______________________________</w:t>
       </w:r>
     </w:p>
     <w:p>
-      <w:r>
+      <w:pPr>
+        <w:keepNext/>
+        <w:spacing w:before="120" w:after="60"/>
+        <w:rPr>
+          <w:color w:val="000000"/>
+        </w:rPr>
+      </w:pPr>
+      <w:r>
+        <w:rPr>
+          <w:color w:val="000000"/>
+        </w:rPr>
         <w:t>5. Hoa said, “I bought a new phone.” → ______________________________</w:t>
       </w:r>
     </w:p>
     <w:p>
-      <w:r>
+      <w:pPr>
+        <w:keepNext/>
+        <w:spacing w:before="120" w:after="60"/>
+        <w:rPr>
+          <w:color w:val="000000"/>
+        </w:rPr>
+      </w:pPr>
+      <w:r>
+        <w:rPr>
+          <w:color w:val="000000"/>
+        </w:rPr>
         <w:t>6. Tom said, “I was waiting for the bus.” → ______________________________</w:t>
       </w:r>
     </w:p>
     <w:p>
-      <w:r>
+      <w:pPr>
+        <w:keepNext/>
+        <w:spacing w:before="120" w:after="60"/>
+        <w:rPr>
+          <w:color w:val="000000"/>
+        </w:rPr>
+      </w:pPr>
+      <w:r>
+        <w:rPr>
+          <w:color w:val="000000"/>
+        </w:rPr>
         <w:t>7. Lan said, “I didn't call Nam.” → ______________________________</w:t>
       </w:r>
     </w:p>
     <w:p>
-      <w:r>
+      <w:pPr>
+        <w:keepNext/>
+        <w:spacing w:before="120" w:after="60"/>
+        <w:rPr>
+          <w:color w:val="000000"/>
+        </w:rPr>
+      </w:pPr>
+      <w:r>
+        <w:rPr>
+          <w:color w:val="000000"/>
+        </w:rPr>
         <w:t>8. Nam said, “My sister has arrived.” → ______________________________</w:t>
       </w:r>
     </w:p>
     <w:p>
-      <w:r>
+      <w:pPr>
+        <w:keepNext/>
+        <w:spacing w:before="120" w:after="60"/>
+        <w:rPr>
+          <w:color w:val="000000"/>
+        </w:rPr>
+      </w:pPr>
+      <w:r>
+        <w:rPr>
+          <w:color w:val="000000"/>
+        </w:rPr>
         <w:t>9. Mai said, “We saw the accident.” → ______________________________</w:t>
       </w:r>
     </w:p>
     <w:p>
-      <w:r>
+      <w:pPr>
+        <w:keepNext/>
+        <w:spacing w:before="120" w:after="60"/>
+        <w:rPr>
+          <w:color w:val="000000"/>
+        </w:rPr>
+      </w:pPr>
+      <w:r>
+        <w:rPr>
+          <w:color w:val="000000"/>
+        </w:rPr>
         <w:t>10. They said, “We had already eaten.” → ______________________________</w:t>
       </w:r>
     </w:p>
     <w:p>
       <w:pPr>
         <w:pStyle w:val="Heading1"/>
+        <w:spacing w:before="240"/>
       </w:pPr>
       <w:r>
         <w:t>PHẦN 7. CHUYỂN WILL/CAN/MAY/MUST SANG TƯỜNG THUẬT (10 điểm)</w:t>
       </w:r>
     </w:p>
     <w:p>
-      <w:r>
+      <w:pPr>
+        <w:keepNext/>
+        <w:spacing w:before="120" w:after="60"/>
+        <w:rPr>
+          <w:color w:val="000000"/>
+        </w:rPr>
+      </w:pPr>
+      <w:r>
+        <w:rPr>
+          <w:color w:val="000000"/>
+        </w:rPr>
         <w:t>1. Lan said, “I will call you.” → ______________________________</w:t>
       </w:r>
     </w:p>
     <w:p>
-      <w:r>
+      <w:pPr>
+        <w:keepNext/>
+        <w:spacing w:before="120" w:after="60"/>
+        <w:rPr>
+          <w:color w:val="000000"/>
+        </w:rPr>
+      </w:pPr>
+      <w:r>
+        <w:rPr>
+          <w:color w:val="000000"/>
+        </w:rPr>
         <w:t>2. Nam said, “I can swim.” → ______________________________</w:t>
       </w:r>
     </w:p>
     <w:p>
-      <w:r>
+      <w:pPr>
+        <w:keepNext/>
+        <w:spacing w:before="120" w:after="60"/>
+        <w:rPr>
+          <w:color w:val="000000"/>
+        </w:rPr>
+      </w:pPr>
+      <w:r>
+        <w:rPr>
+          <w:color w:val="000000"/>
+        </w:rPr>
         <w:t>3. Mai said, “I may come later.” → ______________________________</w:t>
       </w:r>
     </w:p>
     <w:p>
-      <w:r>
+      <w:pPr>
+        <w:keepNext/>
+        <w:spacing w:before="120" w:after="60"/>
+        <w:rPr>
+          <w:color w:val="000000"/>
+        </w:rPr>
+      </w:pPr>
+      <w:r>
+        <w:rPr>
+          <w:color w:val="000000"/>
+        </w:rPr>
         <w:t>4. Tom said, “I must leave now.” → ______________________________</w:t>
       </w:r>
     </w:p>
     <w:p>
-      <w:r>
+      <w:pPr>
+        <w:keepNext/>
+        <w:spacing w:before="120" w:after="60"/>
+        <w:rPr>
+          <w:color w:val="000000"/>
+        </w:rPr>
+      </w:pPr>
+      <w:r>
+        <w:rPr>
+          <w:color w:val="000000"/>
+        </w:rPr>
         <w:t>5. They said, “We will finish tomorrow.” → ______________________________</w:t>
       </w:r>
     </w:p>
     <w:p>
-      <w:r>
+      <w:pPr>
+        <w:keepNext/>
+        <w:spacing w:before="120" w:after="60"/>
+        <w:rPr>
+          <w:color w:val="000000"/>
+        </w:rPr>
+      </w:pPr>
+      <w:r>
+        <w:rPr>
+          <w:color w:val="000000"/>
+        </w:rPr>
         <w:t>6. Hoa said, “I can help Lan.” → ______________________________</w:t>
       </w:r>
     </w:p>
     <w:p>
-      <w:r>
+      <w:pPr>
+        <w:keepNext/>
+        <w:spacing w:before="120" w:after="60"/>
+        <w:rPr>
+          <w:color w:val="000000"/>
+        </w:rPr>
+      </w:pPr>
+      <w:r>
+        <w:rPr>
+          <w:color w:val="000000"/>
+        </w:rPr>
         <w:t>7. Nam said, “My sister may visit me.” → ______________________________</w:t>
       </w:r>
     </w:p>
     <w:p>
-      <w:r>
+      <w:pPr>
+        <w:keepNext/>
+        <w:spacing w:before="120" w:after="60"/>
+        <w:rPr>
+          <w:color w:val="000000"/>
+        </w:rPr>
+      </w:pPr>
+      <w:r>
+        <w:rPr>
+          <w:color w:val="000000"/>
+        </w:rPr>
         <w:t>8. Lan told me, “You must wait here.” → ______________________________</w:t>
       </w:r>
     </w:p>
     <w:p>
-      <w:r>
+      <w:pPr>
+        <w:keepNext/>
+        <w:spacing w:before="120" w:after="60"/>
+        <w:rPr>
+          <w:color w:val="000000"/>
+        </w:rPr>
+      </w:pPr>
+      <w:r>
+        <w:rPr>
+          <w:color w:val="000000"/>
+        </w:rPr>
         <w:t>9. Mai said, “I will buy this dress.” → ______________________________</w:t>
       </w:r>
     </w:p>
     <w:p>
-      <w:r>
+      <w:pPr>
+        <w:keepNext/>
+        <w:spacing w:before="120" w:after="60"/>
+        <w:rPr>
+          <w:color w:val="000000"/>
+        </w:rPr>
+      </w:pPr>
+      <w:r>
+        <w:rPr>
+          <w:color w:val="000000"/>
+        </w:rPr>
         <w:t>10. They said, “We should study harder.” → ______________________________</w:t>
       </w:r>
     </w:p>
     <w:p>
       <w:pPr>
         <w:pStyle w:val="Heading1"/>
+        <w:spacing w:before="240"/>
       </w:pPr>
       <w:r>
         <w:t>PHẦN 8. SỬA LỖI SAI (10 điểm)</w:t>
       </w:r>
     </w:p>
     <w:p>
-      <w:r>
+      <w:pPr>
+        <w:keepNext/>
+        <w:spacing w:before="120" w:after="60"/>
+        <w:rPr>
+          <w:color w:val="000000"/>
+        </w:rPr>
+      </w:pPr>
+      <w:r>
+        <w:rPr>
+          <w:color w:val="000000"/>
+        </w:rPr>
         <w:t>1. She said me that she was tired. → ______________________________</w:t>
       </w:r>
     </w:p>
     <w:p>
-      <w:r>
+      <w:pPr>
+        <w:keepNext/>
+        <w:spacing w:before="120" w:after="60"/>
+        <w:rPr>
+          <w:color w:val="000000"/>
+        </w:rPr>
+      </w:pPr>
+      <w:r>
+        <w:rPr>
+          <w:color w:val="000000"/>
+        </w:rPr>
         <w:t>2. He told that he was busy. → ______________________________</w:t>
       </w:r>
     </w:p>
     <w:p>
-      <w:r>
+      <w:pPr>
+        <w:keepNext/>
+        <w:spacing w:before="120" w:after="60"/>
+        <w:rPr>
+          <w:color w:val="000000"/>
+        </w:rPr>
+      </w:pPr>
+      <w:r>
+        <w:rPr>
+          <w:color w:val="000000"/>
+        </w:rPr>
         <w:t>3. Lan said she is tired. → ______________________________</w:t>
       </w:r>
     </w:p>
     <w:p>
-      <w:r>
+      <w:pPr>
+        <w:keepNext/>
+        <w:spacing w:before="120" w:after="60"/>
+        <w:rPr>
+          <w:color w:val="000000"/>
+        </w:rPr>
+      </w:pPr>
+      <w:r>
+        <w:rPr>
+          <w:color w:val="000000"/>
+        </w:rPr>
         <w:t>4. Nam said he will call me. → ______________________________</w:t>
       </w:r>
     </w:p>
     <w:p>
-      <w:r>
+      <w:pPr>
+        <w:keepNext/>
+        <w:spacing w:before="120" w:after="60"/>
+        <w:rPr>
+          <w:color w:val="000000"/>
+        </w:rPr>
+      </w:pPr>
+      <w:r>
+        <w:rPr>
+          <w:color w:val="000000"/>
+        </w:rPr>
         <w:t>5. Mai said she can swim. → ______________________________</w:t>
       </w:r>
     </w:p>
     <w:p>
-      <w:r>
+      <w:pPr>
+        <w:keepNext/>
+        <w:spacing w:before="120" w:after="60"/>
+        <w:rPr>
+          <w:color w:val="000000"/>
+        </w:rPr>
+      </w:pPr>
+      <w:r>
+        <w:rPr>
+          <w:color w:val="000000"/>
+        </w:rPr>
         <w:t>6. They said they have finished. → ______________________________</w:t>
       </w:r>
     </w:p>
     <w:p>
-      <w:r>
+      <w:pPr>
+        <w:keepNext/>
+        <w:spacing w:before="120" w:after="60"/>
+        <w:rPr>
+          <w:color w:val="000000"/>
+        </w:rPr>
+      </w:pPr>
+      <w:r>
+        <w:rPr>
+          <w:color w:val="000000"/>
+        </w:rPr>
         <w:t>7. She said she went there yesterday. → ______________________________</w:t>
       </w:r>
     </w:p>
     <w:p>
-      <w:r>
+      <w:pPr>
+        <w:keepNext/>
+        <w:spacing w:before="120" w:after="60"/>
+        <w:rPr>
+          <w:color w:val="000000"/>
+        </w:rPr>
+      </w:pPr>
+      <w:r>
+        <w:rPr>
+          <w:color w:val="000000"/>
+        </w:rPr>
         <w:t>8. He told me I can use my laptop. (laptop của anh ấy) → ______________________________</w:t>
       </w:r>
     </w:p>
     <w:p>
-      <w:r>
+      <w:pPr>
+        <w:keepNext/>
+        <w:spacing w:before="120" w:after="60"/>
+        <w:rPr>
+          <w:color w:val="000000"/>
+        </w:rPr>
+      </w:pPr>
+      <w:r>
+        <w:rPr>
+          <w:color w:val="000000"/>
+        </w:rPr>
         <w:t>9. Lan said she would meet me here tomorrow. (ngữ cảnh đã đổi) → ______________________________</w:t>
       </w:r>
     </w:p>
     <w:p>
-      <w:r>
+      <w:pPr>
+        <w:keepNext/>
+        <w:spacing w:before="120" w:after="60"/>
+        <w:rPr>
+          <w:color w:val="000000"/>
+        </w:rPr>
+      </w:pPr>
+      <w:r>
+        <w:rPr>
+          <w:color w:val="000000"/>
+        </w:rPr>
         <w:t>10. The teacher said the Earth went around the Sun. → ______________________________</w:t>
       </w:r>
     </w:p>
     <w:p>
       <w:pPr>
         <w:pStyle w:val="Heading1"/>
+        <w:spacing w:before="240"/>
       </w:pPr>
       <w:r>
         <w:t>PHẦN 9. ĐỌC HIỂU (10 điểm)</w:t>
       </w:r>
     </w:p>
     <w:p>
-      <w:r>
+      <w:pPr>
+        <w:rPr>
+          <w:color w:val="000000"/>
+        </w:rPr>
+      </w:pPr>
+      <w:r>
+        <w:rPr>
+          <w:color w:val="000000"/>
+        </w:rPr>
         <w:t>Đọc đoạn văn:</w:t>
       </w:r>
     </w:p>
     <w:p>
-      <w:r>
+      <w:pPr>
+        <w:rPr>
+          <w:color w:val="000000"/>
+        </w:rPr>
+      </w:pPr>
+      <w:r>
+        <w:rPr>
+          <w:color w:val="000000"/>
+        </w:rPr>
         <w:t>Yesterday Lan met her manager. He said the company was opening a new office. He explained, “We have chosen Da Nang, and we will start work next month. I can send you more information tomorrow.” Lan later told Mai that the company was opening a new office, that they had chosen Da Nang and that they would start work the following month. She also said Mr. Long could send her more information the next day.</w:t>
       </w:r>
     </w:p>
     <w:p>
-      <w:r>
+      <w:pPr>
+        <w:rPr>
+          <w:color w:val="000000"/>
+        </w:rPr>
+      </w:pPr>
+      <w:r>
+        <w:rPr>
+          <w:color w:val="000000"/>
+        </w:rPr>
         <w:t>Trả lời câu hỏi:</w:t>
       </w:r>
     </w:p>
     <w:p>
-      <w:r>
+      <w:pPr>
+        <w:keepNext/>
+        <w:spacing w:before="120" w:after="60"/>
+        <w:rPr>
+          <w:color w:val="000000"/>
+        </w:rPr>
+      </w:pPr>
+      <w:r>
+        <w:rPr>
+          <w:color w:val="000000"/>
+        </w:rPr>
         <w:t>1. When did Lan meet her manager?</w:t>
       </w:r>
     </w:p>
     <w:p>
-      <w:r>
+      <w:pPr>
+        <w:keepNext/>
+        <w:spacing w:before="120" w:after="60"/>
+        <w:rPr>
+          <w:color w:val="000000"/>
+        </w:rPr>
+      </w:pPr>
+      <w:r>
+        <w:rPr>
+          <w:color w:val="000000"/>
+        </w:rPr>
         <w:t>2. Who did Lan tell later?</w:t>
       </w:r>
     </w:p>
     <w:p>
-      <w:r>
+      <w:pPr>
+        <w:keepNext/>
+        <w:spacing w:before="120" w:after="60"/>
+        <w:rPr>
+          <w:color w:val="000000"/>
+        </w:rPr>
+      </w:pPr>
+      <w:r>
+        <w:rPr>
+          <w:color w:val="000000"/>
+        </w:rPr>
         <w:t>3. What did Mr. Long say the company was opening?</w:t>
       </w:r>
     </w:p>
     <w:p>
-      <w:r>
+      <w:pPr>
+        <w:keepNext/>
+        <w:spacing w:before="120" w:after="60"/>
+        <w:rPr>
+          <w:color w:val="000000"/>
+        </w:rPr>
+      </w:pPr>
+      <w:r>
+        <w:rPr>
+          <w:color w:val="000000"/>
+        </w:rPr>
         <w:t>4. Which city had they chosen?</w:t>
       </w:r>
     </w:p>
     <w:p>
-      <w:r>
+      <w:pPr>
+        <w:keepNext/>
+        <w:spacing w:before="120" w:after="60"/>
+        <w:rPr>
+          <w:color w:val="000000"/>
+        </w:rPr>
+      </w:pPr>
+      <w:r>
+        <w:rPr>
+          <w:color w:val="000000"/>
+        </w:rPr>
         <w:t>5. When would they start work?</w:t>
       </w:r>
     </w:p>
     <w:p>
-      <w:r>
+      <w:pPr>
+        <w:keepNext/>
+        <w:spacing w:before="120" w:after="60"/>
+        <w:rPr>
+          <w:color w:val="000000"/>
+        </w:rPr>
+      </w:pPr>
+      <w:r>
+        <w:rPr>
+          <w:color w:val="000000"/>
+        </w:rPr>
         <w:t>6. What could Mr. Long send?</w:t>
       </w:r>
     </w:p>
     <w:p>
-      <w:r>
+      <w:pPr>
+        <w:keepNext/>
+        <w:spacing w:before="120" w:after="60"/>
+        <w:rPr>
+          <w:color w:val="000000"/>
+        </w:rPr>
+      </w:pPr>
+      <w:r>
+        <w:rPr>
+          <w:color w:val="000000"/>
+        </w:rPr>
         <w:t>7. Who could he send it to?</w:t>
       </w:r>
     </w:p>
     <w:p>
-      <w:r>
+      <w:pPr>
+        <w:keepNext/>
+        <w:spacing w:before="120" w:after="60"/>
+        <w:rPr>
+          <w:color w:val="000000"/>
+        </w:rPr>
+      </w:pPr>
+      <w:r>
+        <w:rPr>
+          <w:color w:val="000000"/>
+        </w:rPr>
         <w:t>8. What did “next month” become?</w:t>
       </w:r>
     </w:p>
     <w:p>
-      <w:r>
+      <w:pPr>
+        <w:keepNext/>
+        <w:spacing w:before="120" w:after="60"/>
+        <w:rPr>
+          <w:color w:val="000000"/>
+        </w:rPr>
+      </w:pPr>
+      <w:r>
+        <w:rPr>
+          <w:color w:val="000000"/>
+        </w:rPr>
         <w:t>9. What did “tomorrow” become?</w:t>
       </w:r>
     </w:p>
     <w:p>
-      <w:r>
+      <w:pPr>
+        <w:keepNext/>
+        <w:spacing w:before="120" w:after="60"/>
+        <w:rPr>
+          <w:color w:val="000000"/>
+        </w:rPr>
+      </w:pPr>
+      <w:r>
+        <w:rPr>
+          <w:color w:val="000000"/>
+        </w:rPr>
         <w:t>10. Find one example of past perfect and one of would in the report.</w:t>
       </w:r>
     </w:p>
     <w:p>
       <w:pPr>
         <w:pStyle w:val="Heading1"/>
+        <w:spacing w:before="240"/>
       </w:pPr>
       <w:r>
         <w:t>PHẦN 10. VIẾT CÂU TƯỜNG THUẬT HOÀN CHỈNH (10 điểm)</w:t>
       </w:r>
     </w:p>
     <w:p>
-      <w:r>
+      <w:pPr>
+        <w:keepNext/>
+        <w:spacing w:before="120" w:after="60"/>
+        <w:rPr>
+          <w:color w:val="000000"/>
+        </w:rPr>
+      </w:pPr>
+      <w:r>
+        <w:rPr>
+          <w:color w:val="000000"/>
+        </w:rPr>
         <w:t>1. Lan: “I am busy.” → ______________________________</w:t>
       </w:r>
     </w:p>
     <w:p>
-      <w:r>
+      <w:pPr>
+        <w:keepNext/>
+        <w:spacing w:before="120" w:after="60"/>
+        <w:rPr>
+          <w:color w:val="000000"/>
+        </w:rPr>
+      </w:pPr>
+      <w:r>
+        <w:rPr>
+          <w:color w:val="000000"/>
+        </w:rPr>
         <w:t>2. Nam to me: “I work here.” → ______________________________</w:t>
       </w:r>
     </w:p>
     <w:p>
-      <w:r>
+      <w:pPr>
+        <w:keepNext/>
+        <w:spacing w:before="120" w:after="60"/>
+        <w:rPr>
+          <w:color w:val="000000"/>
+        </w:rPr>
+      </w:pPr>
+      <w:r>
+        <w:rPr>
+          <w:color w:val="000000"/>
+        </w:rPr>
         <w:t>3. Mai: “I have finished.” → ______________________________</w:t>
       </w:r>
     </w:p>
     <w:p>
-      <w:r>
+      <w:pPr>
+        <w:keepNext/>
+        <w:spacing w:before="120" w:after="60"/>
+        <w:rPr>
+          <w:color w:val="000000"/>
+        </w:rPr>
+      </w:pPr>
+      <w:r>
+        <w:rPr>
+          <w:color w:val="000000"/>
+        </w:rPr>
         <w:t>4. Tom: “I went yesterday.” → ______________________________</w:t>
       </w:r>
     </w:p>
     <w:p>
-      <w:r>
+      <w:pPr>
+        <w:keepNext/>
+        <w:spacing w:before="120" w:after="60"/>
+        <w:rPr>
+          <w:color w:val="000000"/>
+        </w:rPr>
+      </w:pPr>
+      <w:r>
+        <w:rPr>
+          <w:color w:val="000000"/>
+        </w:rPr>
         <w:t>5. Hoa: “I will call tomorrow.” → ______________________________</w:t>
       </w:r>
     </w:p>
     <w:p>
-      <w:r>
+      <w:pPr>
+        <w:keepNext/>
+        <w:spacing w:before="120" w:after="60"/>
+        <w:rPr>
+          <w:color w:val="000000"/>
+        </w:rPr>
+      </w:pPr>
+      <w:r>
+        <w:rPr>
+          <w:color w:val="000000"/>
+        </w:rPr>
         <w:t>6. Lan: “I can help you.” → ______________________________</w:t>
       </w:r>
     </w:p>
     <w:p>
-      <w:r>
+      <w:pPr>
+        <w:keepNext/>
+        <w:spacing w:before="120" w:after="60"/>
+        <w:rPr>
+          <w:color w:val="000000"/>
+        </w:rPr>
+      </w:pPr>
+      <w:r>
+        <w:rPr>
+          <w:color w:val="000000"/>
+        </w:rPr>
         <w:t>7. Nam: “I may come tonight.” → ______________________________</w:t>
       </w:r>
     </w:p>
     <w:p>
-      <w:r>
+      <w:pPr>
+        <w:keepNext/>
+        <w:spacing w:before="120" w:after="60"/>
+        <w:rPr>
+          <w:color w:val="000000"/>
+        </w:rPr>
+      </w:pPr>
+      <w:r>
+        <w:rPr>
+          <w:color w:val="000000"/>
+        </w:rPr>
         <w:t>8. Mai: “I must leave now.” → ______________________________</w:t>
       </w:r>
     </w:p>
     <w:p>
-      <w:r>
+      <w:pPr>
+        <w:keepNext/>
+        <w:spacing w:before="120" w:after="60"/>
+        <w:rPr>
+          <w:color w:val="000000"/>
+        </w:rPr>
+      </w:pPr>
+      <w:r>
+        <w:rPr>
+          <w:color w:val="000000"/>
+        </w:rPr>
         <w:t>9. They: “We bought these books last week.” → ______________________________</w:t>
       </w:r>
     </w:p>
     <w:p>
-      <w:r>
+      <w:pPr>
+        <w:keepNext/>
+        <w:spacing w:before="120" w:after="60"/>
+        <w:rPr>
+          <w:color w:val="000000"/>
+        </w:rPr>
+      </w:pPr>
+      <w:r>
+        <w:rPr>
+          <w:color w:val="000000"/>
+        </w:rPr>
         <w:t>10. Teacher: “Water boils at 100°C.” → ______________________________</w:t>
       </w:r>
     </w:p>
     <w:p>
       <w:pPr>
         <w:spacing w:after="160"/>
-      </w:pPr>
-      <w:r>
+        <w:rPr>
+          <w:color w:val="000000"/>
+        </w:rPr>
+      </w:pPr>
+      <w:r>
+        <w:rPr>
+          <w:color w:val="000000"/>
+        </w:rPr>
         <w:br w:type="page"/>
       </w:r>
     </w:p>
     <w:p>
       <w:pPr>
         <w:pStyle w:val="Title"/>
+        <w:keepNext/>
+        <w:pageBreakBefore/>
+        <w:spacing w:after="240"/>
         <w:jc w:val="center"/>
         <w:rPr>
           <w:rFonts w:ascii="Arial" w:hAnsi="Arial" w:cs="Arial"/>
           <w:b/>
+          <w:color w:val="000000"/>
           <w:sz w:val="32"/>
         </w:rPr>
       </w:pPr>
@@ -667,6 +1732,7 @@
         <w:rPr>
           <w:rFonts w:ascii="Arial" w:hAnsi="Arial" w:cs="Arial"/>
           <w:b/>
+          <w:color w:val="000000"/>
           <w:sz w:val="32"/>
         </w:rPr>
         <w:t>ĐÁP ÁN</w:t>
@@ -675,18 +1741,22 @@
     <w:p>
       <w:pPr>
         <w:pStyle w:val="Title"/>
+        <w:keepNext/>
+        <w:spacing w:after="240"/>
         <w:jc w:val="center"/>
         <w:rPr>
           <w:rFonts w:ascii="Arial" w:hAnsi="Arial" w:cs="Arial"/>
           <w:b/>
-          <w:sz w:val="36"/>
+          <w:color w:val="000000"/>
+          <w:sz w:val="30"/>
         </w:rPr>
       </w:pPr>
       <w:r>
         <w:rPr>
           <w:rFonts w:ascii="Arial" w:hAnsi="Arial" w:cs="Arial"/>
           <w:b/>
-          <w:sz w:val="36"/>
+          <w:color w:val="000000"/>
+          <w:sz w:val="30"/>
         </w:rPr>
         <w:t>BÀI TẬP NGÀY 54 – CÂU TƯỜNG THUẬT: CÂU KỂ</w:t>
       </w:r>
@@ -694,584 +1764,1500 @@
     <w:p>
       <w:pPr>
         <w:pStyle w:val="Heading1"/>
+        <w:spacing w:before="0"/>
       </w:pPr>
       <w:r>
         <w:t>PHẦN 1</w:t>
       </w:r>
     </w:p>
     <w:p>
-      <w:r>
+      <w:pPr>
+        <w:spacing w:after="160"/>
+        <w:rPr>
+          <w:color w:val="000000"/>
+        </w:rPr>
+      </w:pPr>
+      <w:r>
+        <w:rPr>
+          <w:color w:val="000000"/>
+        </w:rPr>
         <w:t>1. B</w:t>
       </w:r>
     </w:p>
     <w:p>
-      <w:r>
+      <w:pPr>
+        <w:spacing w:after="160"/>
+        <w:rPr>
+          <w:color w:val="000000"/>
+        </w:rPr>
+      </w:pPr>
+      <w:r>
+        <w:rPr>
+          <w:color w:val="000000"/>
+        </w:rPr>
         <w:t>2. B</w:t>
       </w:r>
     </w:p>
     <w:p>
-      <w:r>
+      <w:pPr>
+        <w:spacing w:after="160"/>
+        <w:rPr>
+          <w:color w:val="000000"/>
+        </w:rPr>
+      </w:pPr>
+      <w:r>
+        <w:rPr>
+          <w:color w:val="000000"/>
+        </w:rPr>
         <w:t>3. B</w:t>
       </w:r>
     </w:p>
     <w:p>
-      <w:r>
+      <w:pPr>
+        <w:spacing w:after="160"/>
+        <w:rPr>
+          <w:color w:val="000000"/>
+        </w:rPr>
+      </w:pPr>
+      <w:r>
+        <w:rPr>
+          <w:color w:val="000000"/>
+        </w:rPr>
         <w:t>4. A</w:t>
       </w:r>
     </w:p>
     <w:p>
-      <w:r>
+      <w:pPr>
+        <w:spacing w:after="160"/>
+        <w:rPr>
+          <w:color w:val="000000"/>
+        </w:rPr>
+      </w:pPr>
+      <w:r>
+        <w:rPr>
+          <w:color w:val="000000"/>
+        </w:rPr>
         <w:t>5. B</w:t>
       </w:r>
     </w:p>
     <w:p>
-      <w:r>
+      <w:pPr>
+        <w:spacing w:after="160"/>
+        <w:rPr>
+          <w:color w:val="000000"/>
+        </w:rPr>
+      </w:pPr>
+      <w:r>
+        <w:rPr>
+          <w:color w:val="000000"/>
+        </w:rPr>
         <w:t>6. B</w:t>
       </w:r>
     </w:p>
     <w:p>
-      <w:r>
+      <w:pPr>
+        <w:spacing w:after="160"/>
+        <w:rPr>
+          <w:color w:val="000000"/>
+        </w:rPr>
+      </w:pPr>
+      <w:r>
+        <w:rPr>
+          <w:color w:val="000000"/>
+        </w:rPr>
         <w:t>7. A</w:t>
       </w:r>
     </w:p>
     <w:p>
-      <w:r>
+      <w:pPr>
+        <w:spacing w:after="160"/>
+        <w:rPr>
+          <w:color w:val="000000"/>
+        </w:rPr>
+      </w:pPr>
+      <w:r>
+        <w:rPr>
+          <w:color w:val="000000"/>
+        </w:rPr>
         <w:t>8. B</w:t>
       </w:r>
     </w:p>
     <w:p>
-      <w:r>
+      <w:pPr>
+        <w:spacing w:after="160"/>
+        <w:rPr>
+          <w:color w:val="000000"/>
+        </w:rPr>
+      </w:pPr>
+      <w:r>
+        <w:rPr>
+          <w:color w:val="000000"/>
+        </w:rPr>
         <w:t>9. A</w:t>
       </w:r>
     </w:p>
     <w:p>
-      <w:r>
+      <w:pPr>
+        <w:spacing w:after="160"/>
+        <w:rPr>
+          <w:color w:val="000000"/>
+        </w:rPr>
+      </w:pPr>
+      <w:r>
+        <w:rPr>
+          <w:color w:val="000000"/>
+        </w:rPr>
         <w:t>10. B</w:t>
       </w:r>
     </w:p>
     <w:p>
       <w:pPr>
         <w:pStyle w:val="Heading1"/>
+        <w:spacing w:before="240"/>
       </w:pPr>
       <w:r>
         <w:t>PHẦN 2</w:t>
       </w:r>
     </w:p>
     <w:p>
-      <w:r>
+      <w:pPr>
+        <w:spacing w:after="160"/>
+        <w:rPr>
+          <w:color w:val="000000"/>
+        </w:rPr>
+      </w:pPr>
+      <w:r>
+        <w:rPr>
+          <w:color w:val="000000"/>
+        </w:rPr>
         <w:t>1. said</w:t>
       </w:r>
     </w:p>
     <w:p>
-      <w:r>
+      <w:pPr>
+        <w:spacing w:after="160"/>
+        <w:rPr>
+          <w:color w:val="000000"/>
+        </w:rPr>
+      </w:pPr>
+      <w:r>
+        <w:rPr>
+          <w:color w:val="000000"/>
+        </w:rPr>
         <w:t>2. told</w:t>
       </w:r>
     </w:p>
     <w:p>
-      <w:r>
+      <w:pPr>
+        <w:spacing w:after="160"/>
+        <w:rPr>
+          <w:color w:val="000000"/>
+        </w:rPr>
+      </w:pPr>
+      <w:r>
+        <w:rPr>
+          <w:color w:val="000000"/>
+        </w:rPr>
         <w:t>3. said</w:t>
       </w:r>
     </w:p>
     <w:p>
-      <w:r>
+      <w:pPr>
+        <w:spacing w:after="160"/>
+        <w:rPr>
+          <w:color w:val="000000"/>
+        </w:rPr>
+      </w:pPr>
+      <w:r>
+        <w:rPr>
+          <w:color w:val="000000"/>
+        </w:rPr>
         <w:t>4. told</w:t>
       </w:r>
     </w:p>
     <w:p>
-      <w:r>
+      <w:pPr>
+        <w:spacing w:after="160"/>
+        <w:rPr>
+          <w:color w:val="000000"/>
+        </w:rPr>
+      </w:pPr>
+      <w:r>
+        <w:rPr>
+          <w:color w:val="000000"/>
+        </w:rPr>
         <w:t>5. said</w:t>
       </w:r>
     </w:p>
     <w:p>
-      <w:r>
+      <w:pPr>
+        <w:spacing w:after="160"/>
+        <w:rPr>
+          <w:color w:val="000000"/>
+        </w:rPr>
+      </w:pPr>
+      <w:r>
+        <w:rPr>
+          <w:color w:val="000000"/>
+        </w:rPr>
         <w:t>6. told</w:t>
       </w:r>
     </w:p>
     <w:p>
-      <w:r>
+      <w:pPr>
+        <w:spacing w:after="160"/>
+        <w:rPr>
+          <w:color w:val="000000"/>
+        </w:rPr>
+      </w:pPr>
+      <w:r>
+        <w:rPr>
+          <w:color w:val="000000"/>
+        </w:rPr>
         <w:t>7. said</w:t>
       </w:r>
     </w:p>
     <w:p>
-      <w:r>
+      <w:pPr>
+        <w:spacing w:after="160"/>
+        <w:rPr>
+          <w:color w:val="000000"/>
+        </w:rPr>
+      </w:pPr>
+      <w:r>
+        <w:rPr>
+          <w:color w:val="000000"/>
+        </w:rPr>
         <w:t>8. told</w:t>
       </w:r>
     </w:p>
     <w:p>
-      <w:r>
+      <w:pPr>
+        <w:spacing w:after="160"/>
+        <w:rPr>
+          <w:color w:val="000000"/>
+        </w:rPr>
+      </w:pPr>
+      <w:r>
+        <w:rPr>
+          <w:color w:val="000000"/>
+        </w:rPr>
         <w:t>9. said</w:t>
       </w:r>
     </w:p>
     <w:p>
-      <w:r>
+      <w:pPr>
+        <w:spacing w:after="160"/>
+        <w:rPr>
+          <w:color w:val="000000"/>
+        </w:rPr>
+      </w:pPr>
+      <w:r>
+        <w:rPr>
+          <w:color w:val="000000"/>
+        </w:rPr>
         <w:t>10. told</w:t>
       </w:r>
     </w:p>
     <w:p>
       <w:pPr>
         <w:pStyle w:val="Heading1"/>
+        <w:spacing w:before="240"/>
       </w:pPr>
       <w:r>
         <w:t>PHẦN 3</w:t>
       </w:r>
     </w:p>
     <w:p>
-      <w:r>
+      <w:pPr>
+        <w:spacing w:after="160"/>
+        <w:rPr>
+          <w:color w:val="000000"/>
+        </w:rPr>
+      </w:pPr>
+      <w:r>
+        <w:rPr>
+          <w:color w:val="000000"/>
+        </w:rPr>
         <w:t>1. worked</w:t>
       </w:r>
     </w:p>
     <w:p>
-      <w:r>
+      <w:pPr>
+        <w:spacing w:after="160"/>
+        <w:rPr>
+          <w:color w:val="000000"/>
+        </w:rPr>
+      </w:pPr>
+      <w:r>
+        <w:rPr>
+          <w:color w:val="000000"/>
+        </w:rPr>
         <w:t>2. was/were working</w:t>
       </w:r>
     </w:p>
     <w:p>
-      <w:r>
+      <w:pPr>
+        <w:spacing w:after="160"/>
+        <w:rPr>
+          <w:color w:val="000000"/>
+        </w:rPr>
+      </w:pPr>
+      <w:r>
+        <w:rPr>
+          <w:color w:val="000000"/>
+        </w:rPr>
         <w:t>3. had finished</w:t>
       </w:r>
     </w:p>
     <w:p>
-      <w:r>
+      <w:pPr>
+        <w:spacing w:after="160"/>
+        <w:rPr>
+          <w:color w:val="000000"/>
+        </w:rPr>
+      </w:pPr>
+      <w:r>
+        <w:rPr>
+          <w:color w:val="000000"/>
+        </w:rPr>
         <w:t>4. had gone</w:t>
       </w:r>
     </w:p>
     <w:p>
-      <w:r>
+      <w:pPr>
+        <w:spacing w:after="160"/>
+        <w:rPr>
+          <w:color w:val="000000"/>
+        </w:rPr>
+      </w:pPr>
+      <w:r>
+        <w:rPr>
+          <w:color w:val="000000"/>
+        </w:rPr>
         <w:t>5. had been waiting</w:t>
       </w:r>
     </w:p>
     <w:p>
-      <w:r>
+      <w:pPr>
+        <w:spacing w:after="160"/>
+        <w:rPr>
+          <w:color w:val="000000"/>
+        </w:rPr>
+      </w:pPr>
+      <w:r>
+        <w:rPr>
+          <w:color w:val="000000"/>
+        </w:rPr>
         <w:t>6. would come</w:t>
       </w:r>
     </w:p>
     <w:p>
-      <w:r>
+      <w:pPr>
+        <w:spacing w:after="160"/>
+        <w:rPr>
+          <w:color w:val="000000"/>
+        </w:rPr>
+      </w:pPr>
+      <w:r>
+        <w:rPr>
+          <w:color w:val="000000"/>
+        </w:rPr>
         <w:t>7. could swim</w:t>
       </w:r>
     </w:p>
     <w:p>
-      <w:r>
+      <w:pPr>
+        <w:spacing w:after="160"/>
+        <w:rPr>
+          <w:color w:val="000000"/>
+        </w:rPr>
+      </w:pPr>
+      <w:r>
+        <w:rPr>
+          <w:color w:val="000000"/>
+        </w:rPr>
         <w:t>8. might leave</w:t>
       </w:r>
     </w:p>
     <w:p>
-      <w:r>
+      <w:pPr>
+        <w:spacing w:after="160"/>
+        <w:rPr>
+          <w:color w:val="000000"/>
+        </w:rPr>
+      </w:pPr>
+      <w:r>
+        <w:rPr>
+          <w:color w:val="000000"/>
+        </w:rPr>
         <w:t>9. had to work</w:t>
       </w:r>
     </w:p>
     <w:p>
-      <w:r>
+      <w:pPr>
+        <w:spacing w:after="160"/>
+        <w:rPr>
+          <w:color w:val="000000"/>
+        </w:rPr>
+      </w:pPr>
+      <w:r>
+        <w:rPr>
+          <w:color w:val="000000"/>
+        </w:rPr>
         <w:t>10. should study</w:t>
       </w:r>
     </w:p>
     <w:p>
       <w:pPr>
         <w:pStyle w:val="Heading1"/>
+        <w:spacing w:before="240"/>
       </w:pPr>
       <w:r>
         <w:t>PHẦN 4</w:t>
       </w:r>
     </w:p>
     <w:p>
-      <w:r>
+      <w:pPr>
+        <w:spacing w:after="160"/>
+        <w:rPr>
+          <w:color w:val="000000"/>
+        </w:rPr>
+      </w:pPr>
+      <w:r>
+        <w:rPr>
+          <w:color w:val="000000"/>
+        </w:rPr>
         <w:t>1. then</w:t>
       </w:r>
     </w:p>
     <w:p>
-      <w:r>
+      <w:pPr>
+        <w:spacing w:after="160"/>
+        <w:rPr>
+          <w:color w:val="000000"/>
+        </w:rPr>
+      </w:pPr>
+      <w:r>
+        <w:rPr>
+          <w:color w:val="000000"/>
+        </w:rPr>
         <w:t>2. that day</w:t>
       </w:r>
     </w:p>
     <w:p>
-      <w:r>
+      <w:pPr>
+        <w:spacing w:after="160"/>
+        <w:rPr>
+          <w:color w:val="000000"/>
+        </w:rPr>
+      </w:pPr>
+      <w:r>
+        <w:rPr>
+          <w:color w:val="000000"/>
+        </w:rPr>
         <w:t>3. that night</w:t>
       </w:r>
     </w:p>
     <w:p>
-      <w:r>
+      <w:pPr>
+        <w:spacing w:after="160"/>
+        <w:rPr>
+          <w:color w:val="000000"/>
+        </w:rPr>
+      </w:pPr>
+      <w:r>
+        <w:rPr>
+          <w:color w:val="000000"/>
+        </w:rPr>
         <w:t>4. the day before/the previous day</w:t>
       </w:r>
     </w:p>
     <w:p>
-      <w:r>
+      <w:pPr>
+        <w:spacing w:after="160"/>
+        <w:rPr>
+          <w:color w:val="000000"/>
+        </w:rPr>
+      </w:pPr>
+      <w:r>
+        <w:rPr>
+          <w:color w:val="000000"/>
+        </w:rPr>
         <w:t>5. the next/following day</w:t>
       </w:r>
     </w:p>
     <w:p>
-      <w:r>
+      <w:pPr>
+        <w:spacing w:after="160"/>
+        <w:rPr>
+          <w:color w:val="000000"/>
+        </w:rPr>
+      </w:pPr>
+      <w:r>
+        <w:rPr>
+          <w:color w:val="000000"/>
+        </w:rPr>
         <w:t>6. the week before/the previous week</w:t>
       </w:r>
     </w:p>
     <w:p>
-      <w:r>
+      <w:pPr>
+        <w:spacing w:after="160"/>
+        <w:rPr>
+          <w:color w:val="000000"/>
+        </w:rPr>
+      </w:pPr>
+      <w:r>
+        <w:rPr>
+          <w:color w:val="000000"/>
+        </w:rPr>
         <w:t>7. the following month</w:t>
       </w:r>
     </w:p>
     <w:p>
-      <w:r>
+      <w:pPr>
+        <w:spacing w:after="160"/>
+        <w:rPr>
+          <w:color w:val="000000"/>
+        </w:rPr>
+      </w:pPr>
+      <w:r>
+        <w:rPr>
+          <w:color w:val="000000"/>
+        </w:rPr>
         <w:t>8. two days before</w:t>
       </w:r>
     </w:p>
     <w:p>
-      <w:r>
+      <w:pPr>
+        <w:spacing w:after="160"/>
+        <w:rPr>
+          <w:color w:val="000000"/>
+        </w:rPr>
+      </w:pPr>
+      <w:r>
+        <w:rPr>
+          <w:color w:val="000000"/>
+        </w:rPr>
         <w:t>9. there</w:t>
       </w:r>
     </w:p>
     <w:p>
-      <w:r>
+      <w:pPr>
+        <w:spacing w:after="160"/>
+        <w:rPr>
+          <w:color w:val="000000"/>
+        </w:rPr>
+      </w:pPr>
+      <w:r>
+        <w:rPr>
+          <w:color w:val="000000"/>
+        </w:rPr>
         <w:t>10. that / those</w:t>
       </w:r>
     </w:p>
     <w:p>
       <w:pPr>
         <w:pStyle w:val="Heading1"/>
+        <w:spacing w:before="240"/>
       </w:pPr>
       <w:r>
         <w:t>PHẦN 5</w:t>
       </w:r>
     </w:p>
     <w:p>
-      <w:r>
+      <w:pPr>
+        <w:spacing w:after="160"/>
+        <w:rPr>
+          <w:color w:val="000000"/>
+        </w:rPr>
+      </w:pPr>
+      <w:r>
+        <w:rPr>
+          <w:color w:val="000000"/>
+        </w:rPr>
         <w:t>1. Lan said that she was tired.</w:t>
       </w:r>
     </w:p>
     <w:p>
-      <w:r>
+      <w:pPr>
+        <w:spacing w:after="160"/>
+        <w:rPr>
+          <w:color w:val="000000"/>
+        </w:rPr>
+      </w:pPr>
+      <w:r>
+        <w:rPr>
+          <w:color w:val="000000"/>
+        </w:rPr>
         <w:t>2. Nam said that he worked in Hanoi.</w:t>
       </w:r>
     </w:p>
     <w:p>
-      <w:r>
+      <w:pPr>
+        <w:spacing w:after="160"/>
+        <w:rPr>
+          <w:color w:val="000000"/>
+        </w:rPr>
+      </w:pPr>
+      <w:r>
+        <w:rPr>
+          <w:color w:val="000000"/>
+        </w:rPr>
         <w:t>3. Mai said that she was reading a book.</w:t>
       </w:r>
     </w:p>
     <w:p>
-      <w:r>
+      <w:pPr>
+        <w:spacing w:after="160"/>
+        <w:rPr>
+          <w:color w:val="000000"/>
+        </w:rPr>
+      </w:pPr>
+      <w:r>
+        <w:rPr>
+          <w:color w:val="000000"/>
+        </w:rPr>
         <w:t>4. They said that they lived near the school.</w:t>
       </w:r>
     </w:p>
     <w:p>
-      <w:r>
+      <w:pPr>
+        <w:spacing w:after="160"/>
+        <w:rPr>
+          <w:color w:val="000000"/>
+        </w:rPr>
+      </w:pPr>
+      <w:r>
+        <w:rPr>
+          <w:color w:val="000000"/>
+        </w:rPr>
         <w:t>5. Hoa said that she liked her new job.</w:t>
       </w:r>
     </w:p>
     <w:p>
-      <w:r>
+      <w:pPr>
+        <w:spacing w:after="160"/>
+        <w:rPr>
+          <w:color w:val="000000"/>
+        </w:rPr>
+      </w:pPr>
+      <w:r>
+        <w:rPr>
+          <w:color w:val="000000"/>
+        </w:rPr>
         <w:t>6. Tom said that he didn't understand.</w:t>
       </w:r>
     </w:p>
     <w:p>
-      <w:r>
+      <w:pPr>
+        <w:spacing w:after="160"/>
+        <w:rPr>
+          <w:color w:val="000000"/>
+        </w:rPr>
+      </w:pPr>
+      <w:r>
+        <w:rPr>
+          <w:color w:val="000000"/>
+        </w:rPr>
         <w:t>7. Lan told me that I looked busy.</w:t>
       </w:r>
     </w:p>
     <w:p>
-      <w:r>
+      <w:pPr>
+        <w:spacing w:after="160"/>
+        <w:rPr>
+          <w:color w:val="000000"/>
+        </w:rPr>
+      </w:pPr>
+      <w:r>
+        <w:rPr>
+          <w:color w:val="000000"/>
+        </w:rPr>
         <w:t>8. Nam said that his sister was studying.</w:t>
       </w:r>
     </w:p>
     <w:p>
-      <w:r>
+      <w:pPr>
+        <w:spacing w:after="160"/>
+        <w:rPr>
+          <w:color w:val="000000"/>
+        </w:rPr>
+      </w:pPr>
+      <w:r>
+        <w:rPr>
+          <w:color w:val="000000"/>
+        </w:rPr>
         <w:t>9. Mai said that they were waiting there.</w:t>
       </w:r>
     </w:p>
     <w:p>
-      <w:r>
+      <w:pPr>
+        <w:spacing w:after="160"/>
+        <w:rPr>
+          <w:color w:val="000000"/>
+        </w:rPr>
+      </w:pPr>
+      <w:r>
+        <w:rPr>
+          <w:color w:val="000000"/>
+        </w:rPr>
         <w:t>10. The teacher said that the Earth is round.</w:t>
       </w:r>
     </w:p>
     <w:p>
       <w:pPr>
         <w:pStyle w:val="Heading1"/>
+        <w:spacing w:before="240"/>
       </w:pPr>
       <w:r>
         <w:t>PHẦN 6</w:t>
       </w:r>
     </w:p>
     <w:p>
-      <w:r>
+      <w:pPr>
+        <w:spacing w:after="160"/>
+        <w:rPr>
+          <w:color w:val="000000"/>
+        </w:rPr>
+      </w:pPr>
+      <w:r>
+        <w:rPr>
+          <w:color w:val="000000"/>
+        </w:rPr>
         <w:t>1. Lan said that she had finished the report.</w:t>
       </w:r>
     </w:p>
     <w:p>
-      <w:r>
+      <w:pPr>
+        <w:spacing w:after="160"/>
+        <w:rPr>
+          <w:color w:val="000000"/>
+        </w:rPr>
+      </w:pPr>
+      <w:r>
+        <w:rPr>
+          <w:color w:val="000000"/>
+        </w:rPr>
         <w:t>2. Nam said that he had gone to Hue.</w:t>
       </w:r>
     </w:p>
     <w:p>
-      <w:r>
+      <w:pPr>
+        <w:spacing w:after="160"/>
+        <w:rPr>
+          <w:color w:val="000000"/>
+        </w:rPr>
+      </w:pPr>
+      <w:r>
+        <w:rPr>
+          <w:color w:val="000000"/>
+        </w:rPr>
         <w:t>3. Mai said that she had seen that film.</w:t>
       </w:r>
     </w:p>
     <w:p>
-      <w:r>
+      <w:pPr>
+        <w:spacing w:after="160"/>
+        <w:rPr>
+          <w:color w:val="000000"/>
+        </w:rPr>
+      </w:pPr>
+      <w:r>
+        <w:rPr>
+          <w:color w:val="000000"/>
+        </w:rPr>
         <w:t>4. They said that they had completed the work.</w:t>
       </w:r>
     </w:p>
     <w:p>
-      <w:r>
+      <w:pPr>
+        <w:spacing w:after="160"/>
+        <w:rPr>
+          <w:color w:val="000000"/>
+        </w:rPr>
+      </w:pPr>
+      <w:r>
+        <w:rPr>
+          <w:color w:val="000000"/>
+        </w:rPr>
         <w:t>5. Hoa said that she had bought a new phone.</w:t>
       </w:r>
     </w:p>
     <w:p>
-      <w:r>
+      <w:pPr>
+        <w:spacing w:after="160"/>
+        <w:rPr>
+          <w:color w:val="000000"/>
+        </w:rPr>
+      </w:pPr>
+      <w:r>
+        <w:rPr>
+          <w:color w:val="000000"/>
+        </w:rPr>
         <w:t>6. Tom said that he had been waiting for the bus.</w:t>
       </w:r>
     </w:p>
     <w:p>
-      <w:r>
+      <w:pPr>
+        <w:spacing w:after="160"/>
+        <w:rPr>
+          <w:color w:val="000000"/>
+        </w:rPr>
+      </w:pPr>
+      <w:r>
+        <w:rPr>
+          <w:color w:val="000000"/>
+        </w:rPr>
         <w:t>7. Lan said that she had not called Nam.</w:t>
       </w:r>
     </w:p>
     <w:p>
-      <w:r>
+      <w:pPr>
+        <w:spacing w:after="160"/>
+        <w:rPr>
+          <w:color w:val="000000"/>
+        </w:rPr>
+      </w:pPr>
+      <w:r>
+        <w:rPr>
+          <w:color w:val="000000"/>
+        </w:rPr>
         <w:t>8. Nam said that his sister had arrived.</w:t>
       </w:r>
     </w:p>
     <w:p>
-      <w:r>
+      <w:pPr>
+        <w:spacing w:after="160"/>
+        <w:rPr>
+          <w:color w:val="000000"/>
+        </w:rPr>
+      </w:pPr>
+      <w:r>
+        <w:rPr>
+          <w:color w:val="000000"/>
+        </w:rPr>
         <w:t>9. Mai said that they had seen the accident.</w:t>
       </w:r>
     </w:p>
     <w:p>
-      <w:r>
+      <w:pPr>
+        <w:spacing w:after="160"/>
+        <w:rPr>
+          <w:color w:val="000000"/>
+        </w:rPr>
+      </w:pPr>
+      <w:r>
+        <w:rPr>
+          <w:color w:val="000000"/>
+        </w:rPr>
         <w:t>10. They said that they had already eaten.</w:t>
       </w:r>
     </w:p>
     <w:p>
       <w:pPr>
         <w:pStyle w:val="Heading1"/>
+        <w:spacing w:before="240"/>
       </w:pPr>
       <w:r>
         <w:t>PHẦN 7</w:t>
       </w:r>
     </w:p>
     <w:p>
-      <w:r>
+      <w:pPr>
+        <w:spacing w:after="160"/>
+        <w:rPr>
+          <w:color w:val="000000"/>
+        </w:rPr>
+      </w:pPr>
+      <w:r>
+        <w:rPr>
+          <w:color w:val="000000"/>
+        </w:rPr>
         <w:t>1. Lan said that she would call me.</w:t>
       </w:r>
     </w:p>
     <w:p>
-      <w:r>
+      <w:pPr>
+        <w:spacing w:after="160"/>
+        <w:rPr>
+          <w:color w:val="000000"/>
+        </w:rPr>
+      </w:pPr>
+      <w:r>
+        <w:rPr>
+          <w:color w:val="000000"/>
+        </w:rPr>
         <w:t>2. Nam said that he could swim.</w:t>
       </w:r>
     </w:p>
     <w:p>
-      <w:r>
+      <w:pPr>
+        <w:spacing w:after="160"/>
+        <w:rPr>
+          <w:color w:val="000000"/>
+        </w:rPr>
+      </w:pPr>
+      <w:r>
+        <w:rPr>
+          <w:color w:val="000000"/>
+        </w:rPr>
         <w:t>3. Mai said that she might come later.</w:t>
       </w:r>
     </w:p>
     <w:p>
-      <w:r>
+      <w:pPr>
+        <w:spacing w:after="160"/>
+        <w:rPr>
+          <w:color w:val="000000"/>
+        </w:rPr>
+      </w:pPr>
+      <w:r>
+        <w:rPr>
+          <w:color w:val="000000"/>
+        </w:rPr>
         <w:t>4. Tom said that he had to leave then.</w:t>
       </w:r>
     </w:p>
     <w:p>
-      <w:r>
+      <w:pPr>
+        <w:spacing w:after="160"/>
+        <w:rPr>
+          <w:color w:val="000000"/>
+        </w:rPr>
+      </w:pPr>
+      <w:r>
+        <w:rPr>
+          <w:color w:val="000000"/>
+        </w:rPr>
         <w:t>5. They said that they would finish the next day.</w:t>
       </w:r>
     </w:p>
     <w:p>
-      <w:r>
+      <w:pPr>
+        <w:spacing w:after="160"/>
+        <w:rPr>
+          <w:color w:val="000000"/>
+        </w:rPr>
+      </w:pPr>
+      <w:r>
+        <w:rPr>
+          <w:color w:val="000000"/>
+        </w:rPr>
         <w:t>6. Hoa said that she could help Lan.</w:t>
       </w:r>
     </w:p>
     <w:p>
-      <w:r>
+      <w:pPr>
+        <w:spacing w:after="160"/>
+        <w:rPr>
+          <w:color w:val="000000"/>
+        </w:rPr>
+      </w:pPr>
+      <w:r>
+        <w:rPr>
+          <w:color w:val="000000"/>
+        </w:rPr>
         <w:t>7. Nam said that his sister might visit him.</w:t>
       </w:r>
     </w:p>
     <w:p>
-      <w:r>
+      <w:pPr>
+        <w:spacing w:after="160"/>
+        <w:rPr>
+          <w:color w:val="000000"/>
+        </w:rPr>
+      </w:pPr>
+      <w:r>
+        <w:rPr>
+          <w:color w:val="000000"/>
+        </w:rPr>
         <w:t>8. Lan told me that I had to wait there.</w:t>
       </w:r>
     </w:p>
     <w:p>
-      <w:r>
+      <w:pPr>
+        <w:spacing w:after="160"/>
+        <w:rPr>
+          <w:color w:val="000000"/>
+        </w:rPr>
+      </w:pPr>
+      <w:r>
+        <w:rPr>
+          <w:color w:val="000000"/>
+        </w:rPr>
         <w:t>9. Mai said that she would buy that dress.</w:t>
       </w:r>
     </w:p>
     <w:p>
-      <w:r>
+      <w:pPr>
+        <w:spacing w:after="160"/>
+        <w:rPr>
+          <w:color w:val="000000"/>
+        </w:rPr>
+      </w:pPr>
+      <w:r>
+        <w:rPr>
+          <w:color w:val="000000"/>
+        </w:rPr>
         <w:t>10. They said that they should study harder.</w:t>
       </w:r>
     </w:p>
     <w:p>
       <w:pPr>
         <w:pStyle w:val="Heading1"/>
+        <w:spacing w:before="240"/>
       </w:pPr>
       <w:r>
         <w:t>PHẦN 8</w:t>
       </w:r>
     </w:p>
     <w:p>
-      <w:r>
+      <w:pPr>
+        <w:spacing w:after="160"/>
+        <w:rPr>
+          <w:color w:val="000000"/>
+        </w:rPr>
+      </w:pPr>
+      <w:r>
+        <w:rPr>
+          <w:color w:val="000000"/>
+        </w:rPr>
         <w:t>1. She told me that she was tired. / She said that she was tired.</w:t>
       </w:r>
     </w:p>
     <w:p>
-      <w:r>
+      <w:pPr>
+        <w:spacing w:after="160"/>
+        <w:rPr>
+          <w:color w:val="000000"/>
+        </w:rPr>
+      </w:pPr>
+      <w:r>
+        <w:rPr>
+          <w:color w:val="000000"/>
+        </w:rPr>
         <w:t>2. He said that he was busy. / He told me that he was busy.</w:t>
       </w:r>
     </w:p>
     <w:p>
-      <w:r>
+      <w:pPr>
+        <w:spacing w:after="160"/>
+        <w:rPr>
+          <w:color w:val="000000"/>
+        </w:rPr>
+      </w:pPr>
+      <w:r>
+        <w:rPr>
+          <w:color w:val="000000"/>
+        </w:rPr>
         <w:t>3. Lan said she was tired.</w:t>
       </w:r>
     </w:p>
     <w:p>
-      <w:r>
+      <w:pPr>
+        <w:spacing w:after="160"/>
+        <w:rPr>
+          <w:color w:val="000000"/>
+        </w:rPr>
+      </w:pPr>
+      <w:r>
+        <w:rPr>
+          <w:color w:val="000000"/>
+        </w:rPr>
         <w:t>4. Nam said he would call me.</w:t>
       </w:r>
     </w:p>
     <w:p>
-      <w:r>
+      <w:pPr>
+        <w:spacing w:after="160"/>
+        <w:rPr>
+          <w:color w:val="000000"/>
+        </w:rPr>
+      </w:pPr>
+      <w:r>
+        <w:rPr>
+          <w:color w:val="000000"/>
+        </w:rPr>
         <w:t>5. Mai said she could swim.</w:t>
       </w:r>
     </w:p>
     <w:p>
-      <w:r>
+      <w:pPr>
+        <w:spacing w:after="160"/>
+        <w:rPr>
+          <w:color w:val="000000"/>
+        </w:rPr>
+      </w:pPr>
+      <w:r>
+        <w:rPr>
+          <w:color w:val="000000"/>
+        </w:rPr>
         <w:t>6. They said they had finished.</w:t>
       </w:r>
     </w:p>
     <w:p>
-      <w:r>
+      <w:pPr>
+        <w:spacing w:after="160"/>
+        <w:rPr>
+          <w:color w:val="000000"/>
+        </w:rPr>
+      </w:pPr>
+      <w:r>
+        <w:rPr>
+          <w:color w:val="000000"/>
+        </w:rPr>
         <w:t>7. She said she had gone there the day before.</w:t>
       </w:r>
     </w:p>
     <w:p>
-      <w:r>
+      <w:pPr>
+        <w:spacing w:after="160"/>
+        <w:rPr>
+          <w:color w:val="000000"/>
+        </w:rPr>
+      </w:pPr>
+      <w:r>
+        <w:rPr>
+          <w:color w:val="000000"/>
+        </w:rPr>
         <w:t>8. He told me I could use his laptop.</w:t>
       </w:r>
     </w:p>
     <w:p>
-      <w:r>
+      <w:pPr>
+        <w:spacing w:after="160"/>
+        <w:rPr>
+          <w:color w:val="000000"/>
+        </w:rPr>
+      </w:pPr>
+      <w:r>
+        <w:rPr>
+          <w:color w:val="000000"/>
+        </w:rPr>
         <w:t>9. Lan said she would meet me there the next day.</w:t>
       </w:r>
     </w:p>
     <w:p>
-      <w:r>
+      <w:pPr>
+        <w:spacing w:after="160"/>
+        <w:rPr>
+          <w:color w:val="000000"/>
+        </w:rPr>
+      </w:pPr>
+      <w:r>
+        <w:rPr>
+          <w:color w:val="000000"/>
+        </w:rPr>
         <w:t>10. The teacher said the Earth goes around the Sun.</w:t>
       </w:r>
     </w:p>
     <w:p>
       <w:pPr>
         <w:pStyle w:val="Heading1"/>
+        <w:spacing w:before="240"/>
       </w:pPr>
       <w:r>
         <w:t>PHẦN 9</w:t>
       </w:r>
     </w:p>
     <w:p>
-      <w:r>
+      <w:pPr>
+        <w:spacing w:after="160"/>
+        <w:rPr>
+          <w:color w:val="000000"/>
+        </w:rPr>
+      </w:pPr>
+      <w:r>
+        <w:rPr>
+          <w:color w:val="000000"/>
+        </w:rPr>
         <w:t>1. Yesterday.</w:t>
       </w:r>
     </w:p>
     <w:p>
-      <w:r>
+      <w:pPr>
+        <w:spacing w:after="160"/>
+        <w:rPr>
+          <w:color w:val="000000"/>
+        </w:rPr>
+      </w:pPr>
+      <w:r>
+        <w:rPr>
+          <w:color w:val="000000"/>
+        </w:rPr>
         <w:t>2. Mai.</w:t>
       </w:r>
     </w:p>
     <w:p>
-      <w:r>
+      <w:pPr>
+        <w:spacing w:after="160"/>
+        <w:rPr>
+          <w:color w:val="000000"/>
+        </w:rPr>
+      </w:pPr>
+      <w:r>
+        <w:rPr>
+          <w:color w:val="000000"/>
+        </w:rPr>
         <w:t>3. A new office.</w:t>
       </w:r>
     </w:p>
     <w:p>
-      <w:r>
+      <w:pPr>
+        <w:spacing w:after="160"/>
+        <w:rPr>
+          <w:color w:val="000000"/>
+        </w:rPr>
+      </w:pPr>
+      <w:r>
+        <w:rPr>
+          <w:color w:val="000000"/>
+        </w:rPr>
         <w:t>4. Da Nang.</w:t>
       </w:r>
     </w:p>
     <w:p>
-      <w:r>
+      <w:pPr>
+        <w:spacing w:after="160"/>
+        <w:rPr>
+          <w:color w:val="000000"/>
+        </w:rPr>
+      </w:pPr>
+      <w:r>
+        <w:rPr>
+          <w:color w:val="000000"/>
+        </w:rPr>
         <w:t>5. The following month.</w:t>
       </w:r>
     </w:p>
     <w:p>
-      <w:r>
+      <w:pPr>
+        <w:spacing w:after="160"/>
+        <w:rPr>
+          <w:color w:val="000000"/>
+        </w:rPr>
+      </w:pPr>
+      <w:r>
+        <w:rPr>
+          <w:color w:val="000000"/>
+        </w:rPr>
         <w:t>6. More information.</w:t>
       </w:r>
     </w:p>
     <w:p>
-      <w:r>
+      <w:pPr>
+        <w:spacing w:after="160"/>
+        <w:rPr>
+          <w:color w:val="000000"/>
+        </w:rPr>
+      </w:pPr>
+      <w:r>
+        <w:rPr>
+          <w:color w:val="000000"/>
+        </w:rPr>
         <w:t>7. Lan.</w:t>
       </w:r>
     </w:p>
     <w:p>
-      <w:r>
+      <w:pPr>
+        <w:spacing w:after="160"/>
+        <w:rPr>
+          <w:color w:val="000000"/>
+        </w:rPr>
+      </w:pPr>
+      <w:r>
+        <w:rPr>
+          <w:color w:val="000000"/>
+        </w:rPr>
         <w:t>8. The following month.</w:t>
       </w:r>
     </w:p>
     <w:p>
-      <w:r>
+      <w:pPr>
+        <w:spacing w:after="160"/>
+        <w:rPr>
+          <w:color w:val="000000"/>
+        </w:rPr>
+      </w:pPr>
+      <w:r>
+        <w:rPr>
+          <w:color w:val="000000"/>
+        </w:rPr>
         <w:t>9. The next day.</w:t>
       </w:r>
     </w:p>
     <w:p>
-      <w:r>
+      <w:pPr>
+        <w:spacing w:after="160"/>
+        <w:rPr>
+          <w:color w:val="000000"/>
+        </w:rPr>
+      </w:pPr>
+      <w:r>
+        <w:rPr>
+          <w:color w:val="000000"/>
+        </w:rPr>
         <w:t>10. Past perfect: had chosen; would: would start.</w:t>
       </w:r>
     </w:p>
     <w:p>
       <w:pPr>
         <w:pStyle w:val="Heading1"/>
+        <w:spacing w:before="240"/>
       </w:pPr>
       <w:r>
         <w:t>PHẦN 10</w:t>
       </w:r>
     </w:p>
     <w:p>
-      <w:r>
+      <w:pPr>
+        <w:spacing w:after="160"/>
+        <w:rPr>
+          <w:color w:val="000000"/>
+        </w:rPr>
+      </w:pPr>
+      <w:r>
+        <w:rPr>
+          <w:color w:val="000000"/>
+        </w:rPr>
         <w:t>1. Lan said that she was busy.</w:t>
       </w:r>
     </w:p>
     <w:p>
-      <w:r>
+      <w:pPr>
+        <w:spacing w:after="160"/>
+        <w:rPr>
+          <w:color w:val="000000"/>
+        </w:rPr>
+      </w:pPr>
+      <w:r>
+        <w:rPr>
+          <w:color w:val="000000"/>
+        </w:rPr>
         <w:t>2. Nam told me that he worked there.</w:t>
       </w:r>
     </w:p>
     <w:p>
-      <w:r>
+      <w:pPr>
+        <w:spacing w:after="160"/>
+        <w:rPr>
+          <w:color w:val="000000"/>
+        </w:rPr>
+      </w:pPr>
+      <w:r>
+        <w:rPr>
+          <w:color w:val="000000"/>
+        </w:rPr>
         <w:t>3. Mai said that she had finished.</w:t>
       </w:r>
     </w:p>
     <w:p>
-      <w:r>
+      <w:pPr>
+        <w:spacing w:after="160"/>
+        <w:rPr>
+          <w:color w:val="000000"/>
+        </w:rPr>
+      </w:pPr>
+      <w:r>
+        <w:rPr>
+          <w:color w:val="000000"/>
+        </w:rPr>
         <w:t>4. Tom said that he had gone the day before.</w:t>
       </w:r>
     </w:p>
     <w:p>
-      <w:r>
+      <w:pPr>
+        <w:spacing w:after="160"/>
+        <w:rPr>
+          <w:color w:val="000000"/>
+        </w:rPr>
+      </w:pPr>
+      <w:r>
+        <w:rPr>
+          <w:color w:val="000000"/>
+        </w:rPr>
         <w:t>5. Hoa said that she would call the next day.</w:t>
       </w:r>
     </w:p>
     <w:p>
-      <w:r>
+      <w:pPr>
+        <w:spacing w:after="160"/>
+        <w:rPr>
+          <w:color w:val="000000"/>
+        </w:rPr>
+      </w:pPr>
+      <w:r>
+        <w:rPr>
+          <w:color w:val="000000"/>
+        </w:rPr>
         <w:t>6. Lan said that she could help me.</w:t>
       </w:r>
     </w:p>
     <w:p>
-      <w:r>
+      <w:pPr>
+        <w:spacing w:after="160"/>
+        <w:rPr>
+          <w:color w:val="000000"/>
+        </w:rPr>
+      </w:pPr>
+      <w:r>
+        <w:rPr>
+          <w:color w:val="000000"/>
+        </w:rPr>
         <w:t>7. Nam said that he might come that night.</w:t>
       </w:r>
     </w:p>
     <w:p>
-      <w:r>
+      <w:pPr>
+        <w:spacing w:after="160"/>
+        <w:rPr>
+          <w:color w:val="000000"/>
+        </w:rPr>
+      </w:pPr>
+      <w:r>
+        <w:rPr>
+          <w:color w:val="000000"/>
+        </w:rPr>
         <w:t>8. Mai said that she had to leave then.</w:t>
       </w:r>
     </w:p>
     <w:p>
-      <w:r>
+      <w:pPr>
+        <w:spacing w:after="160"/>
+        <w:rPr>
+          <w:color w:val="000000"/>
+        </w:rPr>
+      </w:pPr>
+      <w:r>
+        <w:rPr>
+          <w:color w:val="000000"/>
+        </w:rPr>
         <w:t>9. They said that they had bought those books the week before.</w:t>
       </w:r>
     </w:p>
     <w:p>
-      <w:r>
+      <w:pPr>
+        <w:spacing w:after="160"/>
+        <w:rPr>
+          <w:color w:val="000000"/>
+        </w:rPr>
+      </w:pPr>
+      <w:r>
+        <w:rPr>
+          <w:color w:val="000000"/>
+        </w:rPr>
         <w:t>10. The teacher said that water boils at 100°C.</w:t>
       </w:r>
     </w:p>
-    <w:p/>
+    <w:p>
+      <w:pPr>
+        <w:rPr>
+          <w:color w:val="000000"/>
+        </w:rPr>
+      </w:pPr>
+    </w:p>
     <w:sectPr>
       <w:pgSz w:w="12240" w:h="15840"/>
       <w:pgMar w:top="850" w:right="1134" w:bottom="850" w:left="1134" w:header="720" w:footer="720" w:gutter="0"/>
